--- a/templates/sasu-pv-nomination.docx
+++ b/templates/sasu-pv-nomination.docx
@@ -126,7 +126,7 @@
           <w:rFonts w:ascii="Cambria" w:cs="Cambria" w:eastAsia="Cambria" w:hAnsi="Cambria"/>
           <w:rtl w:val="0"/>
         </w:rPr>
-        <w:t xml:space="preserve">{{DATE_SIGNATURE_COURTE}}</w:t>
+        <w:t xml:space="preserve">{{DATE_SIGNATURE}}</w:t>
       </w:r>
       <w:r>
         <w:rPr>
